--- a/READ ME .docx
+++ b/READ ME .docx
@@ -118,13 +118,7 @@
         <w:rPr>
           <w:rFonts w:ascii="Times New Roman" w:eastAsia="Times New Roman" w:hAnsi="Times New Roman" w:cs="Times New Roman"/>
         </w:rPr>
-        <w:t>Derek R. Risch</w:t>
-      </w:r>
-      <w:r>
-        <w:rPr>
-          <w:rFonts w:ascii="Times New Roman" w:eastAsia="Times New Roman" w:hAnsi="Times New Roman" w:cs="Times New Roman"/>
-        </w:rPr>
-        <w:t xml:space="preserve">, </w:t>
+        <w:t xml:space="preserve">Derek R. Risch, </w:t>
       </w:r>
       <w:r>
         <w:rPr>
@@ -136,13 +130,7 @@
         <w:rPr>
           <w:rFonts w:ascii="Times New Roman" w:eastAsia="Times New Roman" w:hAnsi="Times New Roman" w:cs="Times New Roman"/>
         </w:rPr>
-        <w:t>Marigold Zoll, Jenna Masters</w:t>
-      </w:r>
-      <w:r>
-        <w:rPr>
-          <w:rFonts w:ascii="Times New Roman" w:eastAsia="Times New Roman" w:hAnsi="Times New Roman" w:cs="Times New Roman"/>
-        </w:rPr>
-        <w:t xml:space="preserve">, </w:t>
+        <w:t xml:space="preserve">Marigold Zoll, Jenna Masters, </w:t>
       </w:r>
       <w:r>
         <w:rPr>
@@ -178,13 +166,8 @@
         </w:rPr>
       </w:pPr>
       <w:r>
-        <w:rPr>
-          <w:noProof/>
-        </w:rPr>
-      </w:r>
-      <w:r>
-        <w:pict w14:anchorId="00E952E6">
-          <v:rect id="Horizontal Line 1" o:spid="_x0000_s1034" style="width:468pt;height:1.1pt;visibility:visible;mso-wrap-style:square;mso-left-percent:-10001;mso-top-percent:-10001;mso-position-horizontal:absolute;mso-position-horizontal-relative:char;mso-position-vertical:absolute;mso-position-vertical-relative:line;mso-left-percent:-10001;mso-top-percent:-10001;v-text-anchor:top" o:gfxdata="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" filled="f">
+        <w:pict w14:anchorId="259EC215">
+          <v:rect id="Horizontal Line 1" o:spid="_x0000_s1034" alt="" style="width:468pt;height:1.1pt;visibility:visible;mso-wrap-style:square;mso-width-percent:0;mso-height-percent:0;mso-left-percent:-10001;mso-top-percent:-10001;mso-position-horizontal:absolute;mso-position-horizontal-relative:char;mso-position-vertical:absolute;mso-position-vertical-relative:line;mso-width-percent:0;mso-height-percent:0;mso-left-percent:-10001;mso-top-percent:-10001;v-text-anchor:top" filled="f">
             <o:lock v:ext="edit" rotation="t" aspectratio="t" verticies="t" text="t" shapetype="t"/>
             <w10:anchorlock/>
           </v:rect>
@@ -340,39 +323,7 @@
           <w:szCs w:val="24"/>
         </w:rPr>
         <w:br/>
-        <w:t>│ │ # Swait-Louviere test</w:t>
-      </w:r>
-      <w:r>
-        <w:rPr>
-          <w:rFonts w:ascii="Times New Roman" w:hAnsi="Times New Roman" w:cs="Times New Roman"/>
-          <w:sz w:val="24"/>
-          <w:szCs w:val="24"/>
-        </w:rPr>
-        <w:t xml:space="preserve"> </w:t>
-      </w:r>
-      <w:r>
-        <w:rPr>
-          <w:rFonts w:ascii="Times New Roman" w:hAnsi="Times New Roman" w:cs="Times New Roman"/>
-          <w:sz w:val="24"/>
-          <w:szCs w:val="24"/>
-        </w:rPr>
-        <w:t>(Apollo),, latent class analysis</w:t>
-      </w:r>
-      <w:r>
-        <w:rPr>
-          <w:rFonts w:ascii="Times New Roman" w:hAnsi="Times New Roman" w:cs="Times New Roman"/>
-          <w:sz w:val="24"/>
-          <w:szCs w:val="24"/>
-        </w:rPr>
-        <w:t xml:space="preserve"> </w:t>
-      </w:r>
-      <w:r>
-        <w:rPr>
-          <w:rFonts w:ascii="Times New Roman" w:hAnsi="Times New Roman" w:cs="Times New Roman"/>
-          <w:sz w:val="24"/>
-          <w:szCs w:val="24"/>
-        </w:rPr>
-        <w:t>(Apollo),,</w:t>
+        <w:t>│ │ # Swait-Louviere test (Apollo),, latent class analysis (Apollo),,</w:t>
       </w:r>
       <w:r>
         <w:rPr>
@@ -640,7 +591,7 @@
           <w:szCs w:val="24"/>
         </w:rPr>
         <w:br/>
-        <w:t xml:space="preserve">│ └── 3.Analysis/ # Scripts: </w:t>
+        <w:t>│ └── 3.Analysis/ # Scripts: MXL data preparation and MNL estimation and descriptive analysis</w:t>
       </w:r>
       <w:r>
         <w:rPr>
@@ -648,32 +599,11 @@
           <w:sz w:val="24"/>
           <w:szCs w:val="24"/>
         </w:rPr>
-        <w:t xml:space="preserve">MXL data preparation and </w:t>
-      </w:r>
-      <w:r>
-        <w:rPr>
-          <w:rFonts w:ascii="Times New Roman" w:hAnsi="Times New Roman" w:cs="Times New Roman"/>
-          <w:sz w:val="24"/>
-          <w:szCs w:val="24"/>
-        </w:rPr>
-        <w:t>MNL estimation and descriptive analysis</w:t>
-      </w:r>
-      <w:r>
-        <w:rPr>
-          <w:rFonts w:ascii="Times New Roman" w:hAnsi="Times New Roman" w:cs="Times New Roman"/>
-          <w:sz w:val="24"/>
-          <w:szCs w:val="24"/>
-        </w:rPr>
         <w:br/>
       </w:r>
       <w:r>
-        <w:rPr>
-          <w:noProof/>
-        </w:rPr>
-      </w:r>
-      <w:r>
-        <w:pict w14:anchorId="28EC735C">
-          <v:rect id="Horizontal Line 2" o:spid="_x0000_s1033" style="width:468pt;height:1.1pt;visibility:visible;mso-wrap-style:square;mso-left-percent:-10001;mso-top-percent:-10001;mso-position-horizontal:absolute;mso-position-horizontal-relative:char;mso-position-vertical:absolute;mso-position-vertical-relative:line;mso-left-percent:-10001;mso-top-percent:-10001;v-text-anchor:top" o:gfxdata="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" filled="f">
+        <w:pict w14:anchorId="567B1212">
+          <v:rect id="Horizontal Line 2" o:spid="_x0000_s1033" alt="" style="width:468pt;height:1.1pt;visibility:visible;mso-wrap-style:square;mso-width-percent:0;mso-height-percent:0;mso-left-percent:-10001;mso-top-percent:-10001;mso-position-horizontal:absolute;mso-position-horizontal-relative:char;mso-position-vertical:absolute;mso-position-vertical-relative:line;mso-width-percent:0;mso-height-percent:0;mso-left-percent:-10001;mso-top-percent:-10001;v-text-anchor:top" filled="f">
             <o:lock v:ext="edit" rotation="t" aspectratio="t" verticies="t" text="t" shapetype="t"/>
             <w10:anchorlock/>
           </v:rect>
@@ -1001,41 +931,15 @@
           <w:sz w:val="24"/>
           <w:szCs w:val="24"/>
         </w:rPr>
-        <w:t>1</w:t>
-      </w:r>
-      <w:r>
-        <w:rPr>
-          <w:rFonts w:ascii="Times New Roman" w:eastAsia="Times New Roman" w:hAnsi="Times New Roman" w:cs="Times New Roman"/>
-          <w:b/>
-          <w:bCs/>
-          <w:sz w:val="24"/>
-          <w:szCs w:val="24"/>
-        </w:rPr>
-        <w:t>52</w:t>
-      </w:r>
-      <w:r>
-        <w:rPr>
-          <w:rFonts w:ascii="Times New Roman" w:eastAsia="Times New Roman" w:hAnsi="Times New Roman" w:cs="Times New Roman"/>
-          <w:sz w:val="24"/>
-          <w:szCs w:val="24"/>
-        </w:rPr>
-        <w:t xml:space="preserve"> participants (</w:t>
-      </w:r>
-      <w:r>
-        <w:rPr>
-          <w:rFonts w:ascii="Times New Roman" w:eastAsia="Times New Roman" w:hAnsi="Times New Roman" w:cs="Times New Roman"/>
-          <w:sz w:val="24"/>
-          <w:szCs w:val="24"/>
-        </w:rPr>
-        <w:t>all</w:t>
-      </w:r>
-      <w:r>
-        <w:rPr>
-          <w:rFonts w:ascii="Times New Roman" w:eastAsia="Times New Roman" w:hAnsi="Times New Roman" w:cs="Times New Roman"/>
-          <w:sz w:val="24"/>
-          <w:szCs w:val="24"/>
-        </w:rPr>
-        <w:t xml:space="preserve"> residents)</w:t>
+        <w:t>152</w:t>
+      </w:r>
+      <w:r>
+        <w:rPr>
+          <w:rFonts w:ascii="Times New Roman" w:eastAsia="Times New Roman" w:hAnsi="Times New Roman" w:cs="Times New Roman"/>
+          <w:sz w:val="24"/>
+          <w:szCs w:val="24"/>
+        </w:rPr>
+        <w:t xml:space="preserve"> participants (all residents)</w:t>
       </w:r>
     </w:p>
     <w:p>
@@ -1116,13 +1020,8 @@
         </w:rPr>
       </w:pPr>
       <w:r>
-        <w:rPr>
-          <w:noProof/>
-        </w:rPr>
-      </w:r>
-      <w:r>
-        <w:pict w14:anchorId="428DEFD3">
-          <v:rect id="Horizontal Line 3" o:spid="_x0000_s1032" style="width:468pt;height:1.1pt;visibility:visible;mso-wrap-style:square;mso-left-percent:-10001;mso-top-percent:-10001;mso-position-horizontal:absolute;mso-position-horizontal-relative:char;mso-position-vertical:absolute;mso-position-vertical-relative:line;mso-left-percent:-10001;mso-top-percent:-10001;v-text-anchor:top" o:gfxdata="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" filled="f">
+        <w:pict w14:anchorId="068B44F3">
+          <v:rect id="Horizontal Line 3" o:spid="_x0000_s1032" alt="" style="width:468pt;height:1.1pt;visibility:visible;mso-wrap-style:square;mso-width-percent:0;mso-height-percent:0;mso-left-percent:-10001;mso-top-percent:-10001;mso-position-horizontal:absolute;mso-position-horizontal-relative:char;mso-position-vertical:absolute;mso-position-vertical-relative:line;mso-width-percent:0;mso-height-percent:0;mso-left-percent:-10001;mso-top-percent:-10001;v-text-anchor:top" filled="f">
             <o:lock v:ext="edit" rotation="t" aspectratio="t" verticies="t" text="t" shapetype="t"/>
             <w10:anchorlock/>
           </v:rect>
@@ -1768,15 +1667,7 @@
           <w:sz w:val="24"/>
           <w:szCs w:val="24"/>
         </w:rPr>
-        <w:t>Design files are stored in Full_Launch/0.Data/</w:t>
-      </w:r>
-      <w:r>
-        <w:rPr>
-          <w:rFonts w:ascii="Times New Roman" w:eastAsia="Times New Roman" w:hAnsi="Times New Roman" w:cs="Times New Roman"/>
-          <w:sz w:val="24"/>
-          <w:szCs w:val="24"/>
-        </w:rPr>
-        <w:t>:</w:t>
+        <w:t>Design files are stored in Full_Launch/0.Data/:</w:t>
       </w:r>
     </w:p>
     <w:p>
@@ -1859,13 +1750,8 @@
         <w:t>.</w:t>
       </w:r>
       <w:r>
-        <w:rPr>
-          <w:noProof/>
-        </w:rPr>
-      </w:r>
-      <w:r>
-        <w:pict w14:anchorId="53C045E4">
-          <v:rect id="Horizontal Line 4" o:spid="_x0000_s1031" style="width:468pt;height:1.1pt;visibility:visible;mso-wrap-style:square;mso-left-percent:-10001;mso-top-percent:-10001;mso-position-horizontal:absolute;mso-position-horizontal-relative:char;mso-position-vertical:absolute;mso-position-vertical-relative:line;mso-left-percent:-10001;mso-top-percent:-10001;v-text-anchor:top" o:gfxdata="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" filled="f">
+        <w:pict w14:anchorId="6EF5A0B7">
+          <v:rect id="Horizontal Line 4" o:spid="_x0000_s1031" alt="" style="width:468pt;height:1.1pt;visibility:visible;mso-wrap-style:square;mso-width-percent:0;mso-height-percent:0;mso-left-percent:-10001;mso-top-percent:-10001;mso-position-horizontal:absolute;mso-position-horizontal-relative:char;mso-position-vertical:absolute;mso-position-vertical-relative:line;mso-width-percent:0;mso-height-percent:0;mso-left-percent:-10001;mso-top-percent:-10001;v-text-anchor:top" filled="f">
             <o:lock v:ext="edit" rotation="t" aspectratio="t" verticies="t" text="t" shapetype="t"/>
             <w10:anchorlock/>
           </v:rect>
@@ -2148,15 +2034,7 @@
           <w:szCs w:val="24"/>
         </w:rPr>
         <w:lastRenderedPageBreak/>
-        <w:t>Exports two output files: ngene.output_edited.csv (wide format) and Ngene_reshape_edited.csv (long format for merging with respondent data)</w:t>
-      </w:r>
-      <w:r>
-        <w:rPr>
-          <w:rFonts w:ascii="Times New Roman" w:eastAsia="Times New Roman" w:hAnsi="Times New Roman" w:cs="Times New Roman"/>
-          <w:sz w:val="24"/>
-          <w:szCs w:val="24"/>
-        </w:rPr>
-        <w:t xml:space="preserve"> </w:t>
+        <w:t xml:space="preserve">Exports two output files: ngene.output_edited.csv (wide format) and Ngene_reshape_edited.csv (long format for merging with respondent data) </w:t>
       </w:r>
     </w:p>
     <w:p>
@@ -2181,16 +2059,7 @@
           <w:sz w:val="24"/>
           <w:szCs w:val="24"/>
         </w:rPr>
-        <w:t>Note: The manual balance edits preserved the D-efficient structure of the original Ngene design while reducing block-driven confounding. The habitat–cost correlation was reduced from r ≈ 0.22 to r ≈ 0.18 after edits. These edits are described in the manuscript Methods section and Appendix B.</w:t>
-      </w:r>
-      <w:r>
-        <w:rPr>
-          <w:rFonts w:ascii="Times New Roman" w:eastAsia="Times New Roman" w:hAnsi="Times New Roman" w:cs="Times New Roman"/>
-          <w:color w:val="auto"/>
-          <w:sz w:val="24"/>
-          <w:szCs w:val="24"/>
-        </w:rPr>
-        <w:t xml:space="preserve"> </w:t>
+        <w:t xml:space="preserve">Note: The manual balance edits preserved the D-efficient structure of the original Ngene design while reducing block-driven confounding. The habitat–cost correlation was reduced from r ≈ 0.22 to r ≈ 0.18 after edits. These edits are described in the manuscript Methods section and Appendix B. </w:t>
       </w:r>
     </w:p>
     <w:p>
@@ -3324,13 +3193,8 @@
         </w:rPr>
       </w:pPr>
       <w:r>
-        <w:rPr>
-          <w:noProof/>
-        </w:rPr>
-      </w:r>
-      <w:r>
-        <w:pict w14:anchorId="28C0DF24">
-          <v:rect id="Horizontal Line 5" o:spid="_x0000_s1030" style="width:468pt;height:1.1pt;visibility:visible;mso-wrap-style:square;mso-left-percent:-10001;mso-top-percent:-10001;mso-position-horizontal:absolute;mso-position-horizontal-relative:char;mso-position-vertical:absolute;mso-position-vertical-relative:line;mso-left-percent:-10001;mso-top-percent:-10001;v-text-anchor:top" o:gfxdata="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" filled="f">
+        <w:pict w14:anchorId="44FA7CA1">
+          <v:rect id="Horizontal Line 5" o:spid="_x0000_s1030" alt="" style="width:468pt;height:1.1pt;visibility:visible;mso-wrap-style:square;mso-width-percent:0;mso-height-percent:0;mso-left-percent:-10001;mso-top-percent:-10001;mso-position-horizontal:absolute;mso-position-horizontal-relative:char;mso-position-vertical:absolute;mso-position-vertical-relative:line;mso-width-percent:0;mso-height-percent:0;mso-left-percent:-10001;mso-top-percent:-10001;v-text-anchor:top" filled="f">
             <o:lock v:ext="edit" rotation="t" aspectratio="t" verticies="t" text="t" shapetype="t"/>
             <w10:anchorlock/>
           </v:rect>
@@ -3773,27 +3637,7 @@
             <w:szCs w:val="24"/>
             <w:u w:val="single"/>
           </w:rPr>
-          <w:t>Apollo docu</w:t>
-        </w:r>
-        <w:r>
-          <w:rPr>
-            <w:rFonts w:ascii="Times New Roman" w:eastAsia="Times New Roman" w:hAnsi="Times New Roman" w:cs="Times New Roman"/>
-            <w:color w:val="000000" w:themeColor="text1"/>
-            <w:sz w:val="24"/>
-            <w:szCs w:val="24"/>
-            <w:u w:val="single"/>
-          </w:rPr>
-          <w:t>m</w:t>
-        </w:r>
-        <w:r>
-          <w:rPr>
-            <w:rFonts w:ascii="Times New Roman" w:eastAsia="Times New Roman" w:hAnsi="Times New Roman" w:cs="Times New Roman"/>
-            <w:color w:val="000000" w:themeColor="text1"/>
-            <w:sz w:val="24"/>
-            <w:szCs w:val="24"/>
-            <w:u w:val="single"/>
-          </w:rPr>
-          <w:t>entation</w:t>
+          <w:t>Apollo documentation</w:t>
         </w:r>
       </w:hyperlink>
       <w:r>
@@ -3816,13 +3660,8 @@
         </w:rPr>
       </w:pPr>
       <w:r>
-        <w:rPr>
-          <w:noProof/>
-        </w:rPr>
-      </w:r>
-      <w:r>
-        <w:pict w14:anchorId="7171CDDC">
-          <v:rect id="Horizontal Line 6" o:spid="_x0000_s1029" style="width:468pt;height:1.1pt;visibility:visible;mso-wrap-style:square;mso-left-percent:-10001;mso-top-percent:-10001;mso-position-horizontal:absolute;mso-position-horizontal-relative:char;mso-position-vertical:absolute;mso-position-vertical-relative:line;mso-left-percent:-10001;mso-top-percent:-10001;v-text-anchor:top" o:gfxdata="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" filled="f">
+        <w:pict w14:anchorId="66461CA4">
+          <v:rect id="Horizontal Line 6" o:spid="_x0000_s1029" alt="" style="width:468pt;height:1.1pt;visibility:visible;mso-wrap-style:square;mso-width-percent:0;mso-height-percent:0;mso-left-percent:-10001;mso-top-percent:-10001;mso-position-horizontal:absolute;mso-position-horizontal-relative:char;mso-position-vertical:absolute;mso-position-vertical-relative:line;mso-width-percent:0;mso-height-percent:0;mso-left-percent:-10001;mso-top-percent:-10001;v-text-anchor:top" filled="f">
             <o:lock v:ext="edit" rotation="t" aspectratio="t" verticies="t" text="t" shapetype="t"/>
             <w10:anchorlock/>
           </v:rect>
@@ -4158,30 +3997,33 @@
         <w:spacing w:before="240" w:after="240"/>
         <w:rPr>
           <w:rFonts w:ascii="Times New Roman" w:eastAsia="Times New Roman" w:hAnsi="Times New Roman" w:cs="Times New Roman"/>
-          <w:sz w:val="24"/>
-          <w:szCs w:val="24"/>
-        </w:rPr>
-      </w:pPr>
-      <w:r>
-        <w:rPr>
-          <w:noProof/>
-        </w:rPr>
-      </w:r>
-      <w:r>
-        <w:pict w14:anchorId="27A9D3A5">
-          <v:rect id="Horizontal Line 7" o:spid="_x0000_s1028" style="width:468pt;height:1.1pt;visibility:visible;mso-wrap-style:square;mso-left-percent:-10001;mso-top-percent:-10001;mso-position-horizontal:absolute;mso-position-horizontal-relative:char;mso-position-vertical:absolute;mso-position-vertical-relative:line;mso-left-percent:-10001;mso-top-percent:-10001;v-text-anchor:top" o:gfxdata="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" filled="f">
+          <w:b/>
+          <w:bCs/>
+          <w:sz w:val="34"/>
+          <w:szCs w:val="34"/>
+        </w:rPr>
+      </w:pPr>
+      <w:r>
+        <w:pict w14:anchorId="4C7FBB51">
+          <v:rect id="Horizontal Line 7" o:spid="_x0000_s1028" alt="" style="width:468pt;height:1.1pt;visibility:visible;mso-wrap-style:square;mso-width-percent:0;mso-height-percent:0;mso-left-percent:-10001;mso-top-percent:-10001;mso-position-horizontal:absolute;mso-position-horizontal-relative:char;mso-position-vertical:absolute;mso-position-vertical-relative:line;mso-width-percent:0;mso-height-percent:0;mso-left-percent:-10001;mso-top-percent:-10001;v-text-anchor:top" filled="f">
             <o:lock v:ext="edit" rotation="t" aspectratio="t" verticies="t" text="t" shapetype="t"/>
             <w10:anchorlock/>
           </v:rect>
         </w:pict>
       </w:r>
-    </w:p>
-    <w:p>
-      <w:pPr>
-        <w:pStyle w:val="Heading2"/>
-        <w:keepNext w:val="0"/>
-        <w:keepLines w:val="0"/>
-        <w:spacing w:after="80"/>
+      <w:bookmarkStart w:id="19" w:name="_dqytgcdxuzol" w:colFirst="0" w:colLast="0"/>
+      <w:bookmarkEnd w:id="19"/>
+    </w:p>
+    <w:p>
+      <w:pPr>
+        <w:spacing w:before="240" w:after="240"/>
+        <w:rPr>
+          <w:rFonts w:ascii="Times New Roman" w:eastAsia="Times New Roman" w:hAnsi="Times New Roman" w:cs="Times New Roman"/>
+          <w:sz w:val="24"/>
+          <w:szCs w:val="24"/>
+        </w:rPr>
+      </w:pPr>
+      <w:r>
         <w:rPr>
           <w:rFonts w:ascii="Times New Roman" w:eastAsia="Times New Roman" w:hAnsi="Times New Roman" w:cs="Times New Roman"/>
           <w:b/>
@@ -4189,42 +4031,40 @@
           <w:sz w:val="34"/>
           <w:szCs w:val="34"/>
         </w:rPr>
-      </w:pPr>
-      <w:bookmarkStart w:id="19" w:name="_dqytgcdxuzol" w:colFirst="0" w:colLast="0"/>
-      <w:bookmarkEnd w:id="19"/>
-      <w:r>
+        <w:lastRenderedPageBreak/>
+        <w:t>Citation</w:t>
+      </w:r>
+    </w:p>
+    <w:p>
+      <w:pPr>
+        <w:spacing w:before="240" w:after="240"/>
+        <w:rPr>
+          <w:rFonts w:ascii="Times New Roman" w:eastAsia="Times New Roman" w:hAnsi="Times New Roman" w:cs="Times New Roman"/>
+          <w:sz w:val="24"/>
+          <w:szCs w:val="24"/>
+        </w:rPr>
+      </w:pPr>
+      <w:r>
+        <w:rPr>
+          <w:rFonts w:ascii="Times New Roman" w:eastAsia="Times New Roman" w:hAnsi="Times New Roman" w:cs="Times New Roman"/>
+          <w:sz w:val="24"/>
+          <w:szCs w:val="24"/>
+        </w:rPr>
+        <w:t>If you use this data or code, please cite:</w:t>
+      </w:r>
+    </w:p>
+    <w:p>
+      <w:pPr>
+        <w:spacing w:before="240" w:after="240"/>
         <w:rPr>
           <w:rFonts w:ascii="Times New Roman" w:eastAsia="Times New Roman" w:hAnsi="Times New Roman" w:cs="Times New Roman"/>
           <w:b/>
           <w:bCs/>
-          <w:sz w:val="34"/>
-          <w:szCs w:val="34"/>
-        </w:rPr>
-        <w:lastRenderedPageBreak/>
-        <w:t>Citation</w:t>
-      </w:r>
-    </w:p>
-    <w:p>
-      <w:pPr>
-        <w:spacing w:before="240" w:after="240"/>
-        <w:rPr>
-          <w:rFonts w:ascii="Times New Roman" w:eastAsia="Times New Roman" w:hAnsi="Times New Roman" w:cs="Times New Roman"/>
-          <w:sz w:val="24"/>
-          <w:szCs w:val="24"/>
-        </w:rPr>
-      </w:pPr>
-      <w:r>
-        <w:rPr>
-          <w:rFonts w:ascii="Times New Roman" w:eastAsia="Times New Roman" w:hAnsi="Times New Roman" w:cs="Times New Roman"/>
-          <w:sz w:val="24"/>
-          <w:szCs w:val="24"/>
-        </w:rPr>
-        <w:t>If you use this data or code, please cite:</w:t>
-      </w:r>
-    </w:p>
-    <w:p>
-      <w:pPr>
-        <w:spacing w:before="240" w:after="240"/>
+          <w:sz w:val="24"/>
+          <w:szCs w:val="24"/>
+        </w:rPr>
+      </w:pPr>
+      <w:r>
         <w:rPr>
           <w:rFonts w:ascii="Times New Roman" w:eastAsia="Times New Roman" w:hAnsi="Times New Roman" w:cs="Times New Roman"/>
           <w:b/>
@@ -4232,8 +4072,60 @@
           <w:sz w:val="24"/>
           <w:szCs w:val="24"/>
         </w:rPr>
-      </w:pPr>
-      <w:r>
+        <w:t>Manuscript:</w:t>
+      </w:r>
+    </w:p>
+    <w:p>
+      <w:pPr>
+        <w:spacing w:before="240" w:after="240"/>
+        <w:ind w:left="600" w:right="600"/>
+        <w:rPr>
+          <w:rFonts w:ascii="Times New Roman" w:eastAsia="Times New Roman" w:hAnsi="Times New Roman" w:cs="Times New Roman"/>
+          <w:sz w:val="24"/>
+          <w:szCs w:val="24"/>
+        </w:rPr>
+      </w:pPr>
+      <w:commentRangeStart w:id="20"/>
+      <w:r>
+        <w:rPr>
+          <w:rFonts w:ascii="Times New Roman" w:eastAsia="Times New Roman" w:hAnsi="Times New Roman" w:cs="Times New Roman"/>
+          <w:sz w:val="24"/>
+          <w:szCs w:val="24"/>
+        </w:rPr>
+        <w:t xml:space="preserve">Freitas Viana et al. 2026. The Public Benefits of Hawaiʻi's Trails: A Discrete Choice Experiment to Assess Willingness to Pay for Sustainable Trail Management. </w:t>
+      </w:r>
+      <w:r>
+        <w:rPr>
+          <w:rFonts w:ascii="Times New Roman" w:eastAsia="Times New Roman" w:hAnsi="Times New Roman" w:cs="Times New Roman"/>
+          <w:i/>
+          <w:iCs/>
+          <w:sz w:val="24"/>
+          <w:szCs w:val="24"/>
+        </w:rPr>
+        <w:t>Journal of Forest Policy and Economics</w:t>
+      </w:r>
+      <w:r>
+        <w:rPr>
+          <w:rFonts w:ascii="Times New Roman" w:eastAsia="Times New Roman" w:hAnsi="Times New Roman" w:cs="Times New Roman"/>
+          <w:sz w:val="24"/>
+          <w:szCs w:val="24"/>
+        </w:rPr>
+        <w:t xml:space="preserve">. </w:t>
+      </w:r>
+      <w:commentRangeEnd w:id="20"/>
+      <w:r>
+        <w:rPr>
+          <w:rStyle w:val="CommentReference"/>
+          <w:rFonts w:ascii="Times New Roman" w:eastAsia="Times New Roman" w:hAnsi="Times New Roman" w:cs="Times New Roman"/>
+          <w:sz w:val="24"/>
+          <w:szCs w:val="24"/>
+        </w:rPr>
+        <w:commentReference w:id="20"/>
+      </w:r>
+    </w:p>
+    <w:p>
+      <w:pPr>
+        <w:spacing w:before="240" w:after="240"/>
         <w:rPr>
           <w:rFonts w:ascii="Times New Roman" w:eastAsia="Times New Roman" w:hAnsi="Times New Roman" w:cs="Times New Roman"/>
           <w:b/>
@@ -4241,7 +4133,16 @@
           <w:sz w:val="24"/>
           <w:szCs w:val="24"/>
         </w:rPr>
-        <w:t>Manuscript:</w:t>
+      </w:pPr>
+      <w:r>
+        <w:rPr>
+          <w:rFonts w:ascii="Times New Roman" w:eastAsia="Times New Roman" w:hAnsi="Times New Roman" w:cs="Times New Roman"/>
+          <w:b/>
+          <w:bCs/>
+          <w:sz w:val="24"/>
+          <w:szCs w:val="24"/>
+        </w:rPr>
+        <w:t>Dataset:</w:t>
       </w:r>
     </w:p>
     <w:p>
@@ -4254,42 +4155,13 @@
           <w:szCs w:val="24"/>
         </w:rPr>
       </w:pPr>
-      <w:commentRangeStart w:id="20"/>
-      <w:r>
-        <w:rPr>
-          <w:rFonts w:ascii="Times New Roman" w:eastAsia="Times New Roman" w:hAnsi="Times New Roman" w:cs="Times New Roman"/>
-          <w:sz w:val="24"/>
-          <w:szCs w:val="24"/>
-        </w:rPr>
-        <w:t xml:space="preserve">Freitas Viana et al. 2026. The Public Benefits of Hawaiʻi's Trails: A Discrete Choice Experiment to Assess Willingness to Pay for Sustainable Trail Management. </w:t>
-      </w:r>
-      <w:r>
-        <w:rPr>
-          <w:rFonts w:ascii="Times New Roman" w:eastAsia="Times New Roman" w:hAnsi="Times New Roman" w:cs="Times New Roman"/>
-          <w:i/>
-          <w:iCs/>
-          <w:sz w:val="24"/>
-          <w:szCs w:val="24"/>
-        </w:rPr>
-        <w:t>Journal of Forest Policy and Economics</w:t>
-      </w:r>
-      <w:r>
-        <w:rPr>
-          <w:rFonts w:ascii="Times New Roman" w:eastAsia="Times New Roman" w:hAnsi="Times New Roman" w:cs="Times New Roman"/>
-          <w:sz w:val="24"/>
-          <w:szCs w:val="24"/>
-        </w:rPr>
-        <w:t xml:space="preserve">. </w:t>
-      </w:r>
-      <w:commentRangeEnd w:id="20"/>
-      <w:r>
-        <w:rPr>
-          <w:rStyle w:val="CommentReference"/>
-          <w:rFonts w:ascii="Times New Roman" w:eastAsia="Times New Roman" w:hAnsi="Times New Roman" w:cs="Times New Roman"/>
-          <w:sz w:val="24"/>
-          <w:szCs w:val="24"/>
-        </w:rPr>
-        <w:commentReference w:id="20"/>
+      <w:r>
+        <w:rPr>
+          <w:rFonts w:ascii="Times New Roman" w:eastAsia="Times New Roman" w:hAnsi="Times New Roman" w:cs="Times New Roman"/>
+          <w:sz w:val="24"/>
+          <w:szCs w:val="24"/>
+        </w:rPr>
+        <w:t>Viana, R.F., Lowe Mackenzie, A., Risch, D.R., Price, M.R., Harmon, K., Zoll, M., Masters, J., &amp; Oleson, K.L.L. (2026). Trail Survey Study: Non-Market Valuation of Hawaiʻi's Recreational Trails (v1.0.0). Zenodo. https://doi.org/10.5281/zenodo.23387278</w:t>
       </w:r>
     </w:p>
     <w:p>
@@ -4302,13 +4174,8 @@
         </w:rPr>
       </w:pPr>
       <w:r>
-        <w:rPr>
-          <w:noProof/>
-        </w:rPr>
-      </w:r>
-      <w:r>
-        <w:pict w14:anchorId="3706388C">
-          <v:rect id="Horizontal Line 8" o:spid="_x0000_s1027" style="width:468pt;height:1.1pt;visibility:visible;mso-wrap-style:square;mso-left-percent:-10001;mso-top-percent:-10001;mso-position-horizontal:absolute;mso-position-horizontal-relative:char;mso-position-vertical:absolute;mso-position-vertical-relative:line;mso-left-percent:-10001;mso-top-percent:-10001;v-text-anchor:top" o:gfxdata="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" filled="f">
+        <w:pict w14:anchorId="72A8D885">
+          <v:rect id="Horizontal Line 8" o:spid="_x0000_s1027" alt="" style="width:468pt;height:1.1pt;visibility:visible;mso-wrap-style:square;mso-width-percent:0;mso-height-percent:0;mso-left-percent:-10001;mso-top-percent:-10001;mso-position-horizontal:absolute;mso-position-horizontal-relative:char;mso-position-vertical:absolute;mso-position-vertical-relative:line;mso-width-percent:0;mso-height-percent:0;mso-left-percent:-10001;mso-top-percent:-10001;v-text-anchor:top" filled="f">
             <o:lock v:ext="edit" rotation="t" aspectratio="t" verticies="t" text="t" shapetype="t"/>
             <w10:anchorlock/>
           </v:rect>
@@ -4491,13 +4358,8 @@
         </w:rPr>
       </w:pPr>
       <w:r>
-        <w:rPr>
-          <w:noProof/>
-        </w:rPr>
-      </w:r>
-      <w:r>
-        <w:pict w14:anchorId="11BDEF28">
-          <v:rect id="Horizontal Line 9" o:spid="_x0000_s1026" style="width:468pt;height:1.1pt;visibility:visible;mso-wrap-style:square;mso-left-percent:-10001;mso-top-percent:-10001;mso-position-horizontal:absolute;mso-position-horizontal-relative:char;mso-position-vertical:absolute;mso-position-vertical-relative:line;mso-left-percent:-10001;mso-top-percent:-10001;v-text-anchor:top" o:gfxdata="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" filled="f">
+        <w:pict w14:anchorId="2D121AF6">
+          <v:rect id="Horizontal Line 9" o:spid="_x0000_s1026" alt="" style="width:468pt;height:1.1pt;visibility:visible;mso-wrap-style:square;mso-width-percent:0;mso-height-percent:0;mso-left-percent:-10001;mso-top-percent:-10001;mso-position-horizontal:absolute;mso-position-horizontal-relative:char;mso-position-vertical:absolute;mso-position-vertical-relative:line;mso-width-percent:0;mso-height-percent:0;mso-left-percent:-10001;mso-top-percent:-10001;v-text-anchor:top" filled="f">
             <o:lock v:ext="edit" rotation="t" aspectratio="t" verticies="t" text="t" shapetype="t"/>
             <w10:anchorlock/>
           </v:rect>
@@ -4607,7 +4469,7 @@
 
 <file path=word/commentsExtended.xml><?xml version="1.0" encoding="utf-8"?>
 <w15:commentsEx xmlns:wpc="http://schemas.microsoft.com/office/word/2010/wordprocessingCanvas" xmlns:cx="http://schemas.microsoft.com/office/drawing/2014/chartex" xmlns:cx1="http://schemas.microsoft.com/office/drawing/2015/9/8/chartex" xmlns:cx2="http://schemas.microsoft.com/office/drawing/2015/10/21/chartex" xmlns:cx3="http://schemas.microsoft.com/office/drawing/2016/5/9/chartex" xmlns:cx4="http://schemas.microsoft.com/office/drawing/2016/5/10/chartex" xmlns:cx5="http://schemas.microsoft.com/office/drawing/2016/5/11/chartex" xmlns:cx6="http://schemas.microsoft.com/office/drawing/2016/5/12/chartex" xmlns:cx7="http://schemas.microsoft.com/office/drawing/2016/5/13/chartex" xmlns:cx8="http://schemas.microsoft.com/office/drawing/2016/5/14/chartex" xmlns:mc="http://schemas.openxmlformats.org/markup-compatibility/2006" xmlns:m="http://schemas.openxmlformats.org/officeDocument/2006/math" xmlns:aink="http://schemas.microsoft.com/office/drawing/2016/ink" xmlns:am3d="http://schemas.microsoft.com/office/drawing/2017/model3d" xmlns:oel="http://schemas.microsoft.com/office/2019/extlst" xmlns:r="http://schemas.openxmlformats.org/officeDocument/2006/relationships" xmlns:wp14="http://schemas.microsoft.com/office/word/2010/wordprocessingDrawing" xmlns:wp="http://schemas.openxmlformats.org/drawingml/2006/wordprocessingDrawing" xmlns:wpg="http://schemas.microsoft.com/office/word/2010/wordprocessingGroup" xmlns:wpi="http://schemas.microsoft.com/office/word/2010/wordprocessingInk" xmlns:wps="http://schemas.microsoft.com/office/word/2010/wordprocessingShape" xmlns:o="urn:schemas-microsoft-com:office:office" xmlns:v="urn:schemas-microsoft-com:vml" xmlns:w10="urn:schemas-microsoft-com:office:word" xmlns:w="http://schemas.openxmlformats.org/wordprocessingml/2006/main" xmlns:w14="http://schemas.microsoft.com/office/word/2010/wordml" xmlns:w15="http://schemas.microsoft.com/office/word/2012/wordml" xmlns:w16cex="http://schemas.microsoft.com/office/word/2018/wordml/cex" xmlns:w16cid="http://schemas.microsoft.com/office/word/2016/wordml/cid" xmlns:w16="http://schemas.microsoft.com/office/word/2018/wordml" xmlns:w16sdtdh="http://schemas.microsoft.com/office/word/2020/wordml/sdtdatahash" xmlns:w16sdtfl="http://schemas.microsoft.com/office/word/2024/wordml/sdtformatlock" xmlns:w16se="http://schemas.microsoft.com/office/word/2015/wordml/symex" xmlns:w16du="http://schemas.microsoft.com/office/word/2023/wordml/word16du" xmlns:wne="http://schemas.microsoft.com/office/word/2006/wordml" mc:Ignorable="w14 w15 w16se w16cid w16 w16cex w16sdtdh w16sdtfl w16du wp14">
-  <w15:commentEx w15:paraId="15433B64" w15:done="0"/>
+  <w15:commentEx w15:paraId="15433B64" w15:done="1"/>
 </w15:commentsEx>
 </file>
 
